--- a/en/wisdom-stories/giving-without-money.docx
+++ b/en/wisdom-stories/giving-without-money.docx
@@ -53,7 +53,7 @@
         <w:rPr>
           <w:lang/>
         </w:rPr>
-        <w:t>“Perhaps you do not recognise the riches you already possess or share them with others.”</w:t>
+        <w:t xml:space="preserve">“Perhaps you do not recognize the riches you already possess or share them with others.”</w:t>
       </w:r>
     </w:p>
     <w:p>
@@ -131,7 +131,7 @@
         <w:rPr>
           <w:lang/>
         </w:rPr>
-        <w:t>With your eyes, you can look at them with compassion and love.</w:t>
+        <w:t xml:space="preserve">“With your eyes, you can look at them with compassion and love.</w:t>
       </w:r>
     </w:p>
     <w:p>
@@ -144,7 +144,7 @@
         <w:rPr>
           <w:lang/>
         </w:rPr>
-        <w:t>With your words, you can comfort and encourage them.</w:t>
+        <w:t xml:space="preserve">“With your words, you can comfort and encourage them.</w:t>
       </w:r>
     </w:p>
     <w:p>
@@ -157,7 +157,7 @@
         <w:rPr>
           <w:lang/>
         </w:rPr>
-        <w:t>In your heart, you can wish them happiness.</w:t>
+        <w:t xml:space="preserve">“In your heart, you can wish them happiness.</w:t>
       </w:r>
     </w:p>
     <w:p>
@@ -170,7 +170,7 @@
         <w:rPr>
           <w:lang/>
         </w:rPr>
-        <w:t>With your hands, you can help them and do good.”</w:t>
+        <w:t xml:space="preserve">“With your hands, you can help them and do good.”</w:t>
       </w:r>
     </w:p>
     <w:p>
